--- a/docs/srs/SRS.docx
+++ b/docs/srs/SRS.docx
@@ -1477,178 +1477,89 @@
         <w:spacing w:after="120"/>
       </w:pPr>
       <w:r>
-        <w:t xml:space="preserve">Diagrama de contexto (representación textual):</w:t>
-      </w:r>
-    </w:p>
-    <w:p>
-      <w:pPr>
-        <w:spacing w:after="0"/>
-      </w:pPr>
-      <w:r>
-        <w:rPr>
-          <w:rFonts w:ascii="Courier New" w:cs="Courier New" w:eastAsia="Courier New" w:hAnsi="Courier New"/>
-          <w:sz w:val="18"/>
-          <w:szCs w:val="18"/>
-        </w:rPr>
-        <w:t xml:space="preserve"> [Operador/Admin]        [Beneficiario autogestión]        [Comprador catálogo]</w:t>
-      </w:r>
-    </w:p>
-    <w:p>
-      <w:pPr>
-        <w:spacing w:after="0"/>
-      </w:pPr>
-      <w:r>
-        <w:rPr>
-          <w:rFonts w:ascii="Courier New" w:cs="Courier New" w:eastAsia="Courier New" w:hAnsi="Courier New"/>
-          <w:sz w:val="18"/>
-          <w:szCs w:val="18"/>
-        </w:rPr>
-        <w:t xml:space="preserve">        |                          |                                |</w:t>
-      </w:r>
-    </w:p>
-    <w:p>
-      <w:pPr>
-        <w:spacing w:after="0"/>
-      </w:pPr>
-      <w:r>
-        <w:rPr>
-          <w:rFonts w:ascii="Courier New" w:cs="Courier New" w:eastAsia="Courier New" w:hAnsi="Courier New"/>
-          <w:sz w:val="18"/>
-          <w:szCs w:val="18"/>
-        </w:rPr>
-        <w:t xml:space="preserve">        +-------------+------------+---------------+----------------+</w:t>
-      </w:r>
-    </w:p>
-    <w:p>
-      <w:pPr>
-        <w:spacing w:after="0"/>
-      </w:pPr>
-      <w:r>
-        <w:rPr>
-          <w:rFonts w:ascii="Courier New" w:cs="Courier New" w:eastAsia="Courier New" w:hAnsi="Courier New"/>
-          <w:sz w:val="18"/>
-          <w:szCs w:val="18"/>
-        </w:rPr>
-        <w:t xml:space="preserve">                      v                            v</w:t>
-      </w:r>
-    </w:p>
-    <w:p>
-      <w:pPr>
-        <w:spacing w:after="0"/>
-      </w:pPr>
-      <w:r>
-        <w:rPr>
-          <w:rFonts w:ascii="Courier New" w:cs="Courier New" w:eastAsia="Courier New" w:hAnsi="Courier New"/>
-          <w:sz w:val="18"/>
-          <w:szCs w:val="18"/>
-        </w:rPr>
-        <w:t xml:space="preserve">                Frontend (React/Vite) -- navegador del usuario</w:t>
-      </w:r>
-    </w:p>
-    <w:p>
-      <w:pPr>
-        <w:spacing w:after="0"/>
-      </w:pPr>
-      <w:r>
-        <w:rPr>
-          <w:rFonts w:ascii="Courier New" w:cs="Courier New" w:eastAsia="Courier New" w:hAnsi="Courier New"/>
-          <w:sz w:val="18"/>
-          <w:szCs w:val="18"/>
-        </w:rPr>
-        <w:t xml:space="preserve">                      |  HTTPS + JWT</w:t>
-      </w:r>
-    </w:p>
-    <w:p>
-      <w:pPr>
-        <w:spacing w:after="0"/>
-      </w:pPr>
-      <w:r>
-        <w:rPr>
-          <w:rFonts w:ascii="Courier New" w:cs="Courier New" w:eastAsia="Courier New" w:hAnsi="Courier New"/>
-          <w:sz w:val="18"/>
-          <w:szCs w:val="18"/>
-        </w:rPr>
-        <w:t xml:space="preserve">                      v</w:t>
-      </w:r>
-    </w:p>
-    <w:p>
-      <w:pPr>
-        <w:spacing w:after="0"/>
-      </w:pPr>
-      <w:r>
-        <w:rPr>
-          <w:rFonts w:ascii="Courier New" w:cs="Courier New" w:eastAsia="Courier New" w:hAnsi="Courier New"/>
-          <w:sz w:val="18"/>
-          <w:szCs w:val="18"/>
-        </w:rPr>
-        <w:t xml:space="preserve">                Backend (Spring Boot, /v1/**)</w:t>
-      </w:r>
-    </w:p>
-    <w:p>
-      <w:pPr>
-        <w:spacing w:after="0"/>
-      </w:pPr>
-      <w:r>
-        <w:rPr>
-          <w:rFonts w:ascii="Courier New" w:cs="Courier New" w:eastAsia="Courier New" w:hAnsi="Courier New"/>
-          <w:sz w:val="18"/>
-          <w:szCs w:val="18"/>
-        </w:rPr>
-        <w:t xml:space="preserve">                      |</w:t>
-      </w:r>
-    </w:p>
-    <w:p>
-      <w:pPr>
-        <w:spacing w:after="0"/>
-      </w:pPr>
-      <w:r>
-        <w:rPr>
-          <w:rFonts w:ascii="Courier New" w:cs="Courier New" w:eastAsia="Courier New" w:hAnsi="Courier New"/>
-          <w:sz w:val="18"/>
-          <w:szCs w:val="18"/>
-        </w:rPr>
-        <w:t xml:space="preserve">    +-----------------+------------------+-------------------+</w:t>
-      </w:r>
-    </w:p>
-    <w:p>
-      <w:pPr>
-        <w:spacing w:after="0"/>
-      </w:pPr>
-      <w:r>
-        <w:rPr>
-          <w:rFonts w:ascii="Courier New" w:cs="Courier New" w:eastAsia="Courier New" w:hAnsi="Courier New"/>
-          <w:sz w:val="18"/>
-          <w:szCs w:val="18"/>
-        </w:rPr>
-        <w:t xml:space="preserve">    v                 v                  v                    v</w:t>
-      </w:r>
-    </w:p>
-    <w:p>
-      <w:pPr>
-        <w:spacing w:after="0"/>
-      </w:pPr>
-      <w:r>
-        <w:rPr>
-          <w:rFonts w:ascii="Courier New" w:cs="Courier New" w:eastAsia="Courier New" w:hAnsi="Courier New"/>
-          <w:sz w:val="18"/>
-          <w:szCs w:val="18"/>
-        </w:rPr>
-        <w:t xml:space="preserve">PostgreSQL      Cloudflare R2        RENAPER (SID)        17TRACK</w:t>
-      </w:r>
-    </w:p>
-    <w:p>
-      <w:pPr>
-        <w:spacing w:after="0"/>
-      </w:pPr>
-      <w:r>
-        <w:rPr>
-          <w:rFonts w:ascii="Courier New" w:cs="Courier New" w:eastAsia="Courier New" w:hAnsi="Courier New"/>
-          <w:sz w:val="18"/>
-          <w:szCs w:val="18"/>
-        </w:rPr>
-        <w:t xml:space="preserve">(Flyway)        (imagenes/PDFs)   (validacion identidad)  (webhook push)</w:t>
-      </w:r>
-    </w:p>
+        <w:t xml:space="preserve">Diagrama de contexto:</w:t>
+      </w:r>
+    </w:p>
+    <w:tbl>
+      <w:tblPr>
+        <w:tblW w:type="dxa" w:w="9360"/>
+        <w:tblBorders>
+          <w:top w:val="single" w:color="auto" w:sz="4"/>
+          <w:left w:val="single" w:color="auto" w:sz="4"/>
+          <w:bottom w:val="single" w:color="auto" w:sz="4"/>
+          <w:right w:val="single" w:color="auto" w:sz="4"/>
+          <w:insideH w:val="single" w:color="auto" w:sz="4"/>
+          <w:insideV w:val="single" w:color="auto" w:sz="4"/>
+        </w:tblBorders>
+      </w:tblPr>
+      <w:tblGrid>
+        <w:gridCol w:w="9360"/>
+      </w:tblGrid>
+      <w:tr>
+        <w:tc>
+          <w:tcPr>
+            <w:tcW w:type="dxa" w:w="9360"/>
+            <w:tcBorders>
+              <w:top w:val="single" w:color="999999" w:sz="4"/>
+              <w:left w:val="single" w:color="999999" w:sz="4"/>
+              <w:bottom w:val="single" w:color="999999" w:sz="4"/>
+              <w:right w:val="single" w:color="999999" w:sz="4"/>
+            </w:tcBorders>
+            <w:tcMar>
+              <w:top w:type="dxa" w:w="100"/>
+              <w:left w:type="dxa" w:w="100"/>
+              <w:bottom w:type="dxa" w:w="100"/>
+              <w:right w:type="dxa" w:w="100"/>
+            </w:tcMar>
+          </w:tcPr>
+          <w:p>
+            <w:pPr>
+              <w:jc w:val="center"/>
+            </w:pPr>
+            <w:r>
+              <w:drawing>
+                <wp:inline distT="0" distB="0" distL="0" distR="0">
+                  <wp:extent cx="5819775" cy="3209925"/>
+                  <wp:effectExtent t="0" r="0" b="0" l="0"/>
+                  <wp:docPr id="1" name="" descr="" title=""/>
+                  <wp:cNvGraphicFramePr>
+                    <a:graphicFrameLocks xmlns:a="http://schemas.openxmlformats.org/drawingml/2006/main" noChangeAspect="1"/>
+                  </wp:cNvGraphicFramePr>
+                  <a:graphic xmlns:a="http://schemas.openxmlformats.org/drawingml/2006/main">
+                    <a:graphicData uri="http://schemas.openxmlformats.org/drawingml/2006/picture">
+                      <pic:pic xmlns:pic="http://schemas.openxmlformats.org/drawingml/2006/picture">
+                        <pic:nvPicPr>
+                          <pic:cNvPr id="0" name="" descr=""/>
+                          <pic:cNvPicPr>
+                            <a:picLocks noChangeAspect="1" noChangeArrowheads="1"/>
+                          </pic:cNvPicPr>
+                        </pic:nvPicPr>
+                        <pic:blipFill>
+                          <a:blip r:embed="rId9" cstate="none"/>
+                          <a:srcRect/>
+                          <a:stretch>
+                            <a:fillRect/>
+                          </a:stretch>
+                        </pic:blipFill>
+                        <pic:spPr bwMode="auto">
+                          <a:xfrm>
+                            <a:off x="0" y="0"/>
+                            <a:ext cx="5819775" cy="3209925"/>
+                          </a:xfrm>
+                          <a:prstGeom prst="rect">
+                            <a:avLst/>
+                          </a:prstGeom>
+                        </pic:spPr>
+                      </pic:pic>
+                    </a:graphicData>
+                  </a:graphic>
+                </wp:inline>
+              </w:drawing>
+            </w:r>
+          </w:p>
+        </w:tc>
+      </w:tr>
+    </w:tbl>
     <w:p>
       <w:pPr>
         <w:spacing w:after="200"/>

--- a/docs/srs/SRS.docx
+++ b/docs/srs/SRS.docx
@@ -2556,7 +2556,7 @@
         <w:spacing w:after="60"/>
       </w:pPr>
       <w:r>
-        <w:t xml:space="preserve">Se asume que el monto del bono contribución y la validez del comprobante los verifica un humano (operador), no el sistema — el sistema solo garantiza que no se confirme un turno sin comprobante cargado.</w:t>
+        <w:t xml:space="preserve">Se asume que el monto del bono contribución y la validez del comprobante los verifica un humano (operador), no el sistema — el sistema solo garantiza que no se confirme un turno sin que el operador haya revisado y aprobado el comprobante cargado.</w:t>
       </w:r>
     </w:p>
     <w:p>
@@ -5668,7 +5668,7 @@
         <w:t xml:space="preserve">Proceso: </w:t>
       </w:r>
       <w:r>
-        <w:t xml:space="preserve">valida disponibilidad; en el flujo de autogestión, el turno nace en estado PENDING_PAYMENT hasta que se cargue el comprobante del bono contribución.</w:t>
+        <w:t xml:space="preserve">valida disponibilidad; en el flujo de autogestión, el turno nace en estado PENDING_PAYMENT hasta que se cargue el comprobante del bono contribución, momento en el que pasa a PENDING_REVIEW a la espera de la revisión del operador (RF-21).</w:t>
       </w:r>
     </w:p>
     <w:p>
@@ -5724,7 +5724,7 @@
           <w:b/>
           <w:bCs/>
         </w:rPr>
-        <w:t xml:space="preserve">RF-21 — Gestionar turnos (reprogramación y cancelación)</w:t>
+        <w:t xml:space="preserve">RF-21 — Gestionar turnos (revisión, reprogramación y cancelación)</w:t>
       </w:r>
     </w:p>
     <w:p>
@@ -5744,7 +5744,7 @@
         <w:t xml:space="preserve">Descripción: </w:t>
       </w:r>
       <w:r>
-        <w:t xml:space="preserve">permite reprogramar y cancelar turnos.</w:t>
+        <w:t xml:space="preserve">permite revisar y aprobar el comprobante del bono contribución, y reprogramar o cancelar turnos.</w:t>
       </w:r>
     </w:p>
     <w:p>
@@ -5784,7 +5784,7 @@
         <w:t xml:space="preserve">Proceso: </w:t>
       </w:r>
       <w:r>
-        <w:t xml:space="preserve">valida pertenencia del turno (el beneficiario solo puede gestionar los propios); cambia fecha o estado a CANCELLED.</w:t>
+        <w:t xml:space="preserve">el turno cargado con comprobante (PENDING_REVIEW) no queda confirmado automáticamente: el operador lo revisa y recién ahí lo aprueba (PENDING_REVIEW → SCHEDULED, dispara RF-22) o lo cancela si el comprobante tiene un problema. Un turno ya SCHEDULED se puede reprogramar (conserva el estado) o cancelar; valida pertenencia del turno (el beneficiario solo puede gestionar los propios). El sistema valida además que el archivo subido sea realmente un PDF, JPG o PNG (por firma de bytes, no solo por el content-type declarado) y, si es PDF, que su texto sea compatible con un comprobante de pago.</w:t>
       </w:r>
     </w:p>
     <w:p>
@@ -7204,7 +7204,7 @@
         <w:spacing w:after="60"/>
       </w:pPr>
       <w:r>
-        <w:t xml:space="preserve">Turno de autogestión condicionado al pago: un turno creado por autogestión nace PENDING_PAYMENT y solo pasa a SCHEDULED (disparando la notificación de RF-22) cuando se sube el comprobante del bono contribución; el monto no lo valida el sistema, lo revisa un operador después.</w:t>
+        <w:t xml:space="preserve">Turno de autogestión condicionado al pago y a su revisión: un turno creado por autogestión nace PENDING_PAYMENT y pasa a PENDING_REVIEW cuando se sube el comprobante del bono contribución; recién pasa a SCHEDULED (disparando la notificación de RF-22) cuando un operador revisa ese comprobante y lo aprueba — el monto y la validez del comprobante no los valida el sistema, los revisa el operador antes de aprobar.</w:t>
       </w:r>
     </w:p>
     <w:p>
@@ -7269,7 +7269,7 @@
         <w:spacing w:after="60"/>
       </w:pPr>
       <w:r>
-        <w:t xml:space="preserve">Estados de Appointment: PENDING_PAYMENT, SCHEDULED, COMPLETED, MISSED, CANCELLED.</w:t>
+        <w:t xml:space="preserve">Estados de Appointment: PENDING_PAYMENT, PENDING_REVIEW, SCHEDULED, COMPLETED, MISSED, CANCELLED.</w:t>
       </w:r>
     </w:p>
     <w:p>

--- a/docs/srs/SRS.docx
+++ b/docs/srs/SRS.docx
@@ -2556,6 +2556,28 @@
         <w:spacing w:after="60"/>
       </w:pPr>
       <w:r>
+        <w:rPr>
+          <w:b/>
+          <w:bCs/>
+          <w:i/>
+          <w:iCs/>
+        </w:rPr>
+        <w:t xml:space="preserve">Aclaración sobre el estado de RF-02/RF-06: </w:t>
+      </w:r>
+      <w:r>
+        <w:t xml:space="preserve">la integración con el SID de RENAPER (RF-02) depende del convenio TAD mencionado arriba, y por eso esta entrega no incluye un RenaperClient propio por decisión de alcance — no es una funcionalidad pendiente, es la decisión ya tomada en 1.2 (“Fuera de alcance”) y en CLAUDE.md del proyecto. La validación presencial alternativa (RF-06), en cambio, sí está especificada como una funcionalidad del sistema (que el operador confirme la identidad y quede trazado quién lo hizo), y esa sí es un pendiente real: el código actual no tiene ningún endpoint ni control de interfaz que la dispare, identityValidated permanece en false para todo solicitante, y hoy el operador verifica el DNI físico fuera del sistema, sin dejar registro digital. Detalle de estado en el Apéndice B.</w:t>
+      </w:r>
+    </w:p>
+    <w:p>
+      <w:pPr>
+        <w:pStyle w:val="ListParagraph"/>
+        <w:numPr>
+          <w:ilvl w:val="0"/>
+          <w:numId w:val="1"/>
+        </w:numPr>
+        <w:spacing w:after="60"/>
+      </w:pPr>
+      <w:r>
         <w:t xml:space="preserve">Se asume que el monto del bono contribución y la validez del comprobante los verifica un humano (operador), no el sistema — el sistema solo garantiza que no se confirme un turno sin que el operador haya revisado y aprobado el comprobante cargado.</w:t>
       </w:r>
     </w:p>
@@ -3284,6 +3306,100 @@
           </w:p>
         </w:tc>
       </w:tr>
+      <w:tr>
+        <w:tc>
+          <w:tcPr>
+            <w:tcW w:type="dxa" w:w="2000"/>
+            <w:tcMar>
+              <w:top w:type="dxa" w:w="60"/>
+              <w:left w:type="dxa" w:w="100"/>
+              <w:bottom w:type="dxa" w:w="60"/>
+              <w:right w:type="dxa" w:w="100"/>
+            </w:tcMar>
+            <w:vAlign w:val="center"/>
+          </w:tcPr>
+          <w:p>
+            <w:r>
+              <w:rPr>
+                <w:b w:val="false"/>
+                <w:bCs w:val="false"/>
+                <w:sz w:val="20"/>
+                <w:szCs w:val="20"/>
+              </w:rPr>
+              <w:t xml:space="preserve">SMTP (email)</w:t>
+            </w:r>
+          </w:p>
+        </w:tc>
+        <w:tc>
+          <w:tcPr>
+            <w:tcW w:type="dxa" w:w="3200"/>
+            <w:tcMar>
+              <w:top w:type="dxa" w:w="60"/>
+              <w:left w:type="dxa" w:w="100"/>
+              <w:bottom w:type="dxa" w:w="60"/>
+              <w:right w:type="dxa" w:w="100"/>
+            </w:tcMar>
+            <w:vAlign w:val="center"/>
+          </w:tcPr>
+          <w:p>
+            <w:r>
+              <w:rPr>
+                <w:b w:val="false"/>
+                <w:bCs w:val="false"/>
+                <w:sz w:val="20"/>
+                <w:szCs w:val="20"/>
+              </w:rPr>
+              <w:t xml:space="preserve">Notificar al beneficiario los eventos de su turno — confirmación, reprogramación, cancelación (RF-22)</w:t>
+            </w:r>
+          </w:p>
+        </w:tc>
+        <w:tc>
+          <w:tcPr>
+            <w:tcW w:type="dxa" w:w="2200"/>
+            <w:tcMar>
+              <w:top w:type="dxa" w:w="60"/>
+              <w:left w:type="dxa" w:w="100"/>
+              <w:bottom w:type="dxa" w:w="60"/>
+              <w:right w:type="dxa" w:w="100"/>
+            </w:tcMar>
+            <w:vAlign w:val="center"/>
+          </w:tcPr>
+          <w:p>
+            <w:r>
+              <w:rPr>
+                <w:b w:val="false"/>
+                <w:bCs w:val="false"/>
+                <w:sz w:val="20"/>
+                <w:szCs w:val="20"/>
+              </w:rPr>
+              <w:t xml:space="preserve">SMTP (spring.mail / JavaMailSender)</w:t>
+            </w:r>
+          </w:p>
+        </w:tc>
+        <w:tc>
+          <w:tcPr>
+            <w:tcW w:type="dxa" w:w="1960"/>
+            <w:tcMar>
+              <w:top w:type="dxa" w:w="60"/>
+              <w:left w:type="dxa" w:w="100"/>
+              <w:bottom w:type="dxa" w:w="60"/>
+              <w:right w:type="dxa" w:w="100"/>
+            </w:tcMar>
+            <w:vAlign w:val="center"/>
+          </w:tcPr>
+          <w:p>
+            <w:r>
+              <w:rPr>
+                <w:b w:val="false"/>
+                <w:bCs w:val="false"/>
+                <w:sz w:val="20"/>
+                <w:szCs w:val="20"/>
+              </w:rPr>
+              <w:t xml:space="preserve">Cliente aislado NotificationClient (EmailNotificationClientHandler); best effort, se saltea sin MAIL_HOST configurado</w:t>
+            </w:r>
+          </w:p>
+        </w:tc>
+      </w:tr>
     </w:tbl>
     <w:p>
       <w:pPr>
@@ -3593,6 +3709,26 @@
     </w:p>
     <w:p>
       <w:pPr>
+        <w:pStyle w:val="ListParagraph"/>
+        <w:numPr>
+          <w:ilvl w:val="0"/>
+          <w:numId w:val="1"/>
+        </w:numPr>
+        <w:spacing w:after="60"/>
+      </w:pPr>
+      <w:r>
+        <w:rPr>
+          <w:i/>
+          <w:iCs/>
+        </w:rPr>
+        <w:t xml:space="preserve">Nota de estado: </w:t>
+      </w:r>
+      <w:r>
+        <w:t xml:space="preserve">no implementado, por decisión de alcance (no es un gap). El acceso al SID depende del convenio de confronte de datos por TAD, un trámite administrativo de la fundación externo al sistema (ver 1.2 y 2.5); esta entrega no incluye un RenaperClient propio.</w:t>
+      </w:r>
+    </w:p>
+    <w:p>
+      <w:pPr>
         <w:spacing w:after="80" w:before="180"/>
       </w:pPr>
       <w:r>
@@ -4057,6 +4193,26 @@
     </w:p>
     <w:p>
       <w:pPr>
+        <w:pStyle w:val="ListParagraph"/>
+        <w:numPr>
+          <w:ilvl w:val="0"/>
+          <w:numId w:val="1"/>
+        </w:numPr>
+        <w:spacing w:after="60"/>
+      </w:pPr>
+      <w:r>
+        <w:rPr>
+          <w:i/>
+          <w:iCs/>
+        </w:rPr>
+        <w:t xml:space="preserve">Nota de estado: </w:t>
+      </w:r>
+      <w:r>
+        <w:t xml:space="preserve">especificado, pendiente de implementación (a diferencia de RF-02, esta sí es funcionalidad del sistema). El frontend y el backend actuales no tienen ningún endpoint ni control de interfaz que la dispare; hoy el operador verifica el DNI físico fuera del sistema, sin dejar registro digital. Queda como trabajo pendiente para una próxima iteración.</w:t>
+      </w:r>
+    </w:p>
+    <w:p>
+      <w:pPr>
         <w:spacing w:after="80" w:before="180"/>
       </w:pPr>
       <w:r>
@@ -5860,7 +6016,7 @@
         <w:t xml:space="preserve">Descripción: </w:t>
       </w:r>
       <w:r>
-        <w:t xml:space="preserve">envía notificaciones automáticas asociadas a los turnos.</w:t>
+        <w:t xml:space="preserve">envía notificaciones automáticas por correo electrónico, vía SMTP, asociadas a los turnos (confirmación al pasar a SCHEDULED, reprogramación, cancelación).</w:t>
       </w:r>
     </w:p>
     <w:p>
@@ -5880,7 +6036,7 @@
         <w:t xml:space="preserve">Entradas: </w:t>
       </w:r>
       <w:r>
-        <w:t xml:space="preserve">evento de turno (confirmación al pasar a SCHEDULED, recordatorio, cancelación).</w:t>
+        <w:t xml:space="preserve">evento de turno (confirmación, reprogramación, cancelación).</w:t>
       </w:r>
     </w:p>
     <w:p>
@@ -5900,7 +6056,7 @@
         <w:t xml:space="preserve">Proceso: </w:t>
       </w:r>
       <w:r>
-        <w:t xml:space="preserve">dispara la notificación correspondiente; un fallo en el envío no debe interrumpir el flujo principal.</w:t>
+        <w:t xml:space="preserve">NotificationClient (EmailNotificationClientHandler) arma el email y lo envía por SMTP (JavaMailSender, configurado por MAIL_HOST/MAIL_USERNAME/MAIL_PASSWORD/MAIL_FROM). Si el solicitante no tiene email cargado o el SMTP no está configurado, el envío se saltea con un log; un fallo en el envío no debe interrumpir el flujo principal (operación best effort, el turno ya quedó guardado).</w:t>
       </w:r>
     </w:p>
     <w:p>
@@ -5920,7 +6076,7 @@
         <w:t xml:space="preserve">Salidas: </w:t>
       </w:r>
       <w:r>
-        <w:t xml:space="preserve">notificación entregada al beneficiario (canal a definir: email/SMS).</w:t>
+        <w:t xml:space="preserve">email de notificación entregado al beneficiario.</w:t>
       </w:r>
     </w:p>
     <w:p>
@@ -7644,7 +7800,7 @@
                 <w:sz w:val="20"/>
                 <w:szCs w:val="20"/>
               </w:rPr>
-              <w:t xml:space="preserve">RF-02, RF-06</w:t>
+              <w:t xml:space="preserve">RF-02</w:t>
             </w:r>
           </w:p>
         </w:tc>
@@ -7667,7 +7823,7 @@
                 <w:sz w:val="20"/>
                 <w:szCs w:val="20"/>
               </w:rPr>
-              <w:t xml:space="preserve">Alta / Media</w:t>
+              <w:t xml:space="preserve">Alta</w:t>
             </w:r>
           </w:p>
         </w:tc>
@@ -7690,7 +7846,7 @@
                 <w:sz w:val="20"/>
                 <w:szCs w:val="20"/>
               </w:rPr>
-              <w:t xml:space="preserve">Pendiente (cliente RENAPER no implementado; fallback manual a confirmar)</w:t>
+              <w:t xml:space="preserve">No implementado — decisión de alcance, no gap (depende del convenio TAD, ver 2.5)</w:t>
             </w:r>
           </w:p>
         </w:tc>
@@ -7715,7 +7871,7 @@
                 <w:sz w:val="20"/>
                 <w:szCs w:val="20"/>
               </w:rPr>
-              <w:t xml:space="preserve">2. Donaciones</w:t>
+              <w:t xml:space="preserve">1. Solicitantes y Validación</w:t>
             </w:r>
           </w:p>
         </w:tc>
@@ -7738,7 +7894,7 @@
                 <w:sz w:val="20"/>
                 <w:szCs w:val="20"/>
               </w:rPr>
-              <w:t xml:space="preserve">RF-09 a RF-12</w:t>
+              <w:t xml:space="preserve">RF-06</w:t>
             </w:r>
           </w:p>
         </w:tc>
@@ -7761,7 +7917,7 @@
                 <w:sz w:val="20"/>
                 <w:szCs w:val="20"/>
               </w:rPr>
-              <w:t xml:space="preserve">Alta / Media</w:t>
+              <w:t xml:space="preserve">Media</w:t>
             </w:r>
           </w:p>
         </w:tc>
@@ -7784,7 +7940,7 @@
                 <w:sz w:val="20"/>
                 <w:szCs w:val="20"/>
               </w:rPr>
-              <w:t xml:space="preserve">Implementado</w:t>
+              <w:t xml:space="preserve">No implementado — pendiente real (sin endpoint ni control de interfaz)</w:t>
             </w:r>
           </w:p>
         </w:tc>
@@ -7809,7 +7965,7 @@
                 <w:sz w:val="20"/>
                 <w:szCs w:val="20"/>
               </w:rPr>
-              <w:t xml:space="preserve">3. Inventario, Asignación y Trazabilidad</w:t>
+              <w:t xml:space="preserve">2. Donaciones</w:t>
             </w:r>
           </w:p>
         </w:tc>
@@ -7832,7 +7988,7 @@
                 <w:sz w:val="20"/>
                 <w:szCs w:val="20"/>
               </w:rPr>
-              <w:t xml:space="preserve">RF-13 a RF-16</w:t>
+              <w:t xml:space="preserve">RF-09 a RF-12</w:t>
             </w:r>
           </w:p>
         </w:tc>
@@ -7855,7 +8011,7 @@
                 <w:sz w:val="20"/>
                 <w:szCs w:val="20"/>
               </w:rPr>
-              <w:t xml:space="preserve">Alta</w:t>
+              <w:t xml:space="preserve">Alta / Media</w:t>
             </w:r>
           </w:p>
         </w:tc>
@@ -7903,7 +8059,7 @@
                 <w:sz w:val="20"/>
                 <w:szCs w:val="20"/>
               </w:rPr>
-              <w:t xml:space="preserve">4. Probador Virtual</w:t>
+              <w:t xml:space="preserve">3. Inventario, Asignación y Trazabilidad</w:t>
             </w:r>
           </w:p>
         </w:tc>
@@ -7926,7 +8082,7 @@
                 <w:sz w:val="20"/>
                 <w:szCs w:val="20"/>
               </w:rPr>
-              <w:t xml:space="preserve">RF-17 a RF-19</w:t>
+              <w:t xml:space="preserve">RF-13 a RF-16</w:t>
             </w:r>
           </w:p>
         </w:tc>
@@ -7949,7 +8105,7 @@
                 <w:sz w:val="20"/>
                 <w:szCs w:val="20"/>
               </w:rPr>
-              <w:t xml:space="preserve">Media / Baja</w:t>
+              <w:t xml:space="preserve">Alta</w:t>
             </w:r>
           </w:p>
         </w:tc>
@@ -7997,7 +8153,7 @@
                 <w:sz w:val="20"/>
                 <w:szCs w:val="20"/>
               </w:rPr>
-              <w:t xml:space="preserve">5. Turnos y Notificaciones</w:t>
+              <w:t xml:space="preserve">4. Probador Virtual</w:t>
             </w:r>
           </w:p>
         </w:tc>
@@ -8020,7 +8176,7 @@
                 <w:sz w:val="20"/>
                 <w:szCs w:val="20"/>
               </w:rPr>
-              <w:t xml:space="preserve">RF-20, RF-21</w:t>
+              <w:t xml:space="preserve">RF-17 a RF-19</w:t>
             </w:r>
           </w:p>
         </w:tc>
@@ -8043,7 +8199,7 @@
                 <w:sz w:val="20"/>
                 <w:szCs w:val="20"/>
               </w:rPr>
-              <w:t xml:space="preserve">Alta</w:t>
+              <w:t xml:space="preserve">Media / Baja</w:t>
             </w:r>
           </w:p>
         </w:tc>
@@ -8114,6 +8270,100 @@
                 <w:sz w:val="20"/>
                 <w:szCs w:val="20"/>
               </w:rPr>
+              <w:t xml:space="preserve">RF-20, RF-21</w:t>
+            </w:r>
+          </w:p>
+        </w:tc>
+        <w:tc>
+          <w:tcPr>
+            <w:tcW w:type="dxa" w:w="1300"/>
+            <w:tcMar>
+              <w:top w:type="dxa" w:w="60"/>
+              <w:left w:type="dxa" w:w="100"/>
+              <w:bottom w:type="dxa" w:w="60"/>
+              <w:right w:type="dxa" w:w="100"/>
+            </w:tcMar>
+            <w:vAlign w:val="center"/>
+          </w:tcPr>
+          <w:p>
+            <w:r>
+              <w:rPr>
+                <w:b w:val="false"/>
+                <w:bCs w:val="false"/>
+                <w:sz w:val="20"/>
+                <w:szCs w:val="20"/>
+              </w:rPr>
+              <w:t xml:space="preserve">Alta</w:t>
+            </w:r>
+          </w:p>
+        </w:tc>
+        <w:tc>
+          <w:tcPr>
+            <w:tcW w:type="dxa" w:w="3460"/>
+            <w:tcMar>
+              <w:top w:type="dxa" w:w="60"/>
+              <w:left w:type="dxa" w:w="100"/>
+              <w:bottom w:type="dxa" w:w="60"/>
+              <w:right w:type="dxa" w:w="100"/>
+            </w:tcMar>
+            <w:vAlign w:val="center"/>
+          </w:tcPr>
+          <w:p>
+            <w:r>
+              <w:rPr>
+                <w:b w:val="false"/>
+                <w:bCs w:val="false"/>
+                <w:sz w:val="20"/>
+                <w:szCs w:val="20"/>
+              </w:rPr>
+              <w:t xml:space="preserve">Implementado</w:t>
+            </w:r>
+          </w:p>
+        </w:tc>
+      </w:tr>
+      <w:tr>
+        <w:tc>
+          <w:tcPr>
+            <w:tcW w:type="dxa" w:w="2900"/>
+            <w:tcMar>
+              <w:top w:type="dxa" w:w="60"/>
+              <w:left w:type="dxa" w:w="100"/>
+              <w:bottom w:type="dxa" w:w="60"/>
+              <w:right w:type="dxa" w:w="100"/>
+            </w:tcMar>
+            <w:vAlign w:val="center"/>
+          </w:tcPr>
+          <w:p>
+            <w:r>
+              <w:rPr>
+                <w:b w:val="false"/>
+                <w:bCs w:val="false"/>
+                <w:sz w:val="20"/>
+                <w:szCs w:val="20"/>
+              </w:rPr>
+              <w:t xml:space="preserve">5. Turnos y Notificaciones</w:t>
+            </w:r>
+          </w:p>
+        </w:tc>
+        <w:tc>
+          <w:tcPr>
+            <w:tcW w:type="dxa" w:w="1700"/>
+            <w:tcMar>
+              <w:top w:type="dxa" w:w="60"/>
+              <w:left w:type="dxa" w:w="100"/>
+              <w:bottom w:type="dxa" w:w="60"/>
+              <w:right w:type="dxa" w:w="100"/>
+            </w:tcMar>
+            <w:vAlign w:val="center"/>
+          </w:tcPr>
+          <w:p>
+            <w:r>
+              <w:rPr>
+                <w:b w:val="false"/>
+                <w:bCs w:val="false"/>
+                <w:sz w:val="20"/>
+                <w:szCs w:val="20"/>
+              </w:rPr>
               <w:t xml:space="preserve">RF-22</w:t>
             </w:r>
           </w:p>
@@ -8160,7 +8410,7 @@
                 <w:sz w:val="20"/>
                 <w:szCs w:val="20"/>
               </w:rPr>
-              <w:t xml:space="preserve">Implementado (a confirmar canal de notificación)</w:t>
+              <w:t xml:space="preserve">Implementado (canal: email vía SMTP)</w:t>
             </w:r>
           </w:p>
         </w:tc>
